--- a/informes-growth/insulet-2026-10-14/Insulet - growth - 2026-10-14.docx
+++ b/informes-growth/insulet-2026-10-14/Insulet - growth - 2026-10-14.docx
@@ -20,120 +20,31 @@
           <w:bCs/>
           <w:b/>
         </w:rPr>
-        <w:t xml:space="preserve">Señal (método v7): Mantener (sin convicción: no es Comprar)</w:t>
-      </w:r>
-      <w:r>
-        <w:t xml:space="preserve"> </w:t>
-      </w:r>
-      <w:r>
-        <w:t xml:space="preserve">· Puntuación 54,5/100 · Señales de cambio de tendencia 1/8 · EV/beneficio bruto 4,0x</w:t>
-      </w:r>
-      <w:r>
-        <w:t xml:space="preserve"> </w:t>
-      </w:r>
-      <w:r>
-        <w:t xml:space="preserve">Precio 138,13 USD · Objetivo 12 m 188,9 USD (ponderada +36,8 %, base +29,5 %, bajista −39,4 %, alcista +127,5 %) · Compra hasta 178,9 USD (solo si la puntuación llega a 60)</w:t>
-      </w:r>
-      <w:r>
-        <w:t xml:space="preserve"> </w:t>
-      </w:r>
-      <w:r>
-        <w:t xml:space="preserve">Peso orientativo: no entra · Por qué: no compra porque la puntuación es menor de 60</w:t>
-      </w:r>
-    </w:p>
-    <w:p>
-      <w:pPr>
-        <w:pStyle w:val="BlockText"/>
-      </w:pPr>
-      <w:r>
-        <w:rPr>
-          <w:bCs/>
-          <w:b/>
-        </w:rPr>
-        <w:t xml:space="preserve">Calculado con el método v7</w:t>
-      </w:r>
-      <w:r>
-        <w:t xml:space="preserve"> </w:t>
-      </w:r>
-      <w:r>
-        <w:t xml:space="preserve">(</w:t>
-      </w:r>
-      <w:r>
-        <w:rPr>
-          <w:rStyle w:val="VerbatimChar"/>
-        </w:rPr>
-        <w:t xml:space="preserve">verticales/growth/metodo.md</w:t>
-      </w:r>
-      <w:r>
-        <w:t xml:space="preserve">) y</w:t>
-      </w:r>
-      <w:r>
-        <w:t xml:space="preserve"> </w:t>
-      </w:r>
-      <w:r>
-        <w:rPr>
-          <w:bCs/>
-          <w:b/>
-        </w:rPr>
-        <w:t xml:space="preserve">valorado por EV/EBITDA ajustado de los 12 meses siguientes</w:t>
-      </w:r>
-      <w:r>
-        <w:t xml:space="preserve">, igual que Dexcom, porque Insulet gana dinero de forma estable: margen operativo GAAP del 16-19 % y FCF positivo desde 2021. Los múltiplos de los tres casos son 6,3x, 10,6x y 16,9x. Las ventas del año objetivo salen de la regla mecánica: 4.773 M USD en el base, con un crecimiento del +27,1 % y después del +23,0 %.</w:t>
-      </w:r>
-      <w:r>
-        <w:t xml:space="preserve"> </w:t>
-      </w:r>
-      <w:r>
-        <w:rPr>
-          <w:bCs/>
-          <w:b/>
-        </w:rPr>
-        <w:t xml:space="preserve">Con la guía de la empresa más lo que suele batirla, la proyección es menor</w:t>
-      </w:r>
-      <w:r>
-        <w:t xml:space="preserve">: parte del +20,1 % (+16,8 % de la guía más 3,3 puntos de exceso medio) y da 4.294 M en el base. Recalculado a mano así, la ponderada baja a</w:t>
-      </w:r>
-      <w:r>
-        <w:t xml:space="preserve"> </w:t>
-      </w:r>
-      <w:r>
-        <w:rPr>
-          <w:bCs/>
-          <w:b/>
-        </w:rPr>
-        <w:t xml:space="preserve">+22,5 %</w:t>
-      </w:r>
-      <w:r>
-        <w:t xml:space="preserve">, el base a +16,4 % y el bajista a −43,5 %. La señal</w:t>
-      </w:r>
-      <w:r>
-        <w:t xml:space="preserve"> </w:t>
-      </w:r>
-      <w:r>
-        <w:rPr>
-          <w:bCs/>
-          <w:b/>
-        </w:rPr>
-        <w:t xml:space="preserve">sigue siendo Mantener</w:t>
-      </w:r>
-      <w:r>
-        <w:t xml:space="preserve">, porque no la frena la valoración sino la puntuación (54,5 &lt; 60). El precio máximo de compra, si un día llegara a 60 puntos, sería</w:t>
-      </w:r>
-      <w:r>
-        <w:t xml:space="preserve"> </w:t>
-      </w:r>
-      <w:r>
-        <w:rPr>
-          <w:bCs/>
-          <w:b/>
-        </w:rPr>
-        <w:t xml:space="preserve">~160,8 USD</w:t>
-      </w:r>
-      <w:r>
-        <w:t xml:space="preserve"> </w:t>
-      </w:r>
-      <w:r>
-        <w:t xml:space="preserve">(sección 9).</w:t>
+        <w:t xml:space="preserve">Señal (método vigente v11): Mantener</w:t>
+      </w:r>
+      <w:r>
+        <w:t xml:space="preserve"> </w:t>
+      </w:r>
+      <w:r>
+        <w:t xml:space="preserve">· Puntuación 54,5/100 · Señales de cambio de tendencia 1/8 · EV/EBITDA ajustado NTM 11,3 veces</w:t>
+      </w:r>
+      <w:r>
+        <w:t xml:space="preserve"> </w:t>
+      </w:r>
+      <w:r>
+        <w:t xml:space="preserve">Precio 138,13 USD (fecha del informe) · Objetivo 12 m 169,1 USD · Ponderada +22,4 % · Base +16,1 % · Bajista −43,1 % · Alcista +100,7 % · Compra hasta 157,3 USD</w:t>
+      </w:r>
+      <w:r>
+        <w:t xml:space="preserve"> </w:t>
+      </w:r>
+      <w:r>
+        <w:t xml:space="preserve">Peso orientativo: 0 % de la cartera · Por qué: no compra: puntuación &lt; 60</w:t>
+      </w:r>
+      <w:r>
+        <w:t xml:space="preserve"> </w:t>
+      </w:r>
+      <w:r>
+        <w:t xml:space="preserve">Cabecera rehecha con la v11 el 15-oct (auditoría de homogeneidad). Antes decía (método v7): Mantener (sin convicción: no es Comprar). El texto de abajo puede citar cifras de esa versión anterior; mandan las de esta cabecera.</w:t>
       </w:r>
     </w:p>
     <w:bookmarkStart w:id="20" w:name="la-tesis-en-cinco-líneas"/>
